--- a/src/conformer/assets/golden.docx
+++ b/src/conformer/assets/golden.docx
@@ -4780,7 +4780,7 @@
         <w:pStyle w:val="NumberedParagraph"/>
       </w:pPr>
       <w:r>
-        <w:t xml:space="preserve">This Report presents the opinions of the author regarding the causes of delay to the Harbor Crossing Project (the “Project”).  The Project comprised the design and construction of a two-lane vehicular bridge and approach roads between the Owner’s east and west terminals.  Long International, Inc. (“Long International”) was retained by counsel for Harbor Authority (the “Owner”) in the arbitration between the Owner and Marine Civil Builders, Inc. (the “Contractor”).</w:t>
+        <w:t xml:space="preserve">This Report presents the opinions of the author regarding the causes of delay to the Harbor Crossing Project (the “Project”).  The Project comprised the design and construction of a two-lane vehicular bridge and approach roads between the owner’s east and west terminals.  Long International, Inc. (“Long International”) was retained by counsel for Harbor Authority (the “Owner”) in the arbitration between the owner and Marine Civil Builders, Inc. (the “Contractor”).</w:t>
       </w:r>
     </w:p>
     <w:p>
@@ -4868,7 +4868,7 @@
         <w:pStyle w:val="NumberedParagraphL2"/>
       </w:pPr>
       <w:r>
-        <w:t xml:space="preserve">Review of the Contractor’s schedule updates;</w:t>
+        <w:t xml:space="preserve">Review of the contractor’s schedule updates;</w:t>
       </w:r>
     </w:p>
     <w:p>
@@ -4908,7 +4908,7 @@
         <w:pStyle w:val="NumberedParagraphL4"/>
       </w:pPr>
       <w:r>
-        <w:t xml:space="preserve">The Contractor’s monthly updates; and</w:t>
+        <w:t xml:space="preserve">The contractor’s monthly updates; and</w:t>
       </w:r>
     </w:p>
     <w:p>
@@ -4916,7 +4916,7 @@
         <w:pStyle w:val="NumberedParagraphL4"/>
       </w:pPr>
       <w:r>
-        <w:t xml:space="preserve">The Owner’s daily reports.</w:t>
+        <w:t xml:space="preserve">The owner’s daily reports.</w:t>
       </w:r>
     </w:p>
     <w:p>
@@ -4950,7 +4950,7 @@
         <w:pStyle w:val="NumberedParagraph"/>
       </w:pPr>
       <w:r>
-        <w:t xml:space="preserve">The Owner is a public authority responsible for the two terminals.  The Contractor is a marine civil works contractor engaged under a design-build contract dated 3 April 2019 (the “Contract”).</w:t>
+        <w:t xml:space="preserve">The owner is a public authority responsible for the two terminals.  The contractor is a marine civil works contractor engaged under a design-build contract dated 3 April 2019 (the “Contract”).</w:t>
       </w:r>
     </w:p>
     <w:p>
@@ -5015,7 +5015,7 @@
         <w:pStyle w:val="NumberedParagraph"/>
       </w:pPr>
       <w:r>
-        <w:t xml:space="preserve">The Contractor claims an extension of time of 214 days and associated compensation.  The Owner asserts that the delays were caused by the Contractor’s late mobilization of the marine piling equipment and by defective work that required rework, as discussed in Section </w:t>
+        <w:t xml:space="preserve">The contractor claims an extension of time of 214 days and associated compensation.  The owner asserts that the delays were caused by the contractor’s late mobilization of the marine piling equipment and by defective work that required rework, as discussed in Section </w:t>
       </w:r>
       <w:r>
         <w:rPr>
@@ -5104,7 +5104,7 @@
         <w:pStyle w:val="Listbulletasasentence"/>
       </w:pPr>
       <w:r>
-        <w:t xml:space="preserve">The Contractor’s expert report dated 12 January 2026.</w:t>
+        <w:t xml:space="preserve">The contractor’s expert report dated 12 January 2026.</w:t>
       </w:r>
     </w:p>
     <w:p>
@@ -5175,7 +5175,7 @@
         <w:pStyle w:val="Caption"/>
         <w:jc w:val="center"/>
       </w:pPr>
-      <w:bookmarkStart w:id="103" w:name="_Ref_T11"/>
+      <w:bookmarkStart w:id="901" w:name="_Ref_T11"/>
       <w:r>
         <w:t xml:space="preserve">Table </w:t>
       </w:r>
@@ -5215,7 +5215,7 @@
       <w:r>
         <w:t xml:space="preserve">: Acronyms</w:t>
       </w:r>
-      <w:bookmarkEnd w:id="103"/>
+      <w:bookmarkEnd w:id="901"/>
     </w:p>
     <w:tbl>
       <w:tblPr>
@@ -5457,7 +5457,310 @@
         <w:pStyle w:val="NumberedParagraph"/>
       </w:pPr>
       <w:r>
-        <w:t xml:space="preserve">It is my opinion that the Contractor was responsible for 168 of the 214 days of delay to Substantial Completion, and that 46 days were excusable but non-compensable.  The basis for these opinions is summarized below and detailed in Sections </w:t>
+        <w:rPr>
+          <w:b/>
+        </w:rPr>
+        <w:t xml:space="preserve">It is my opinion that the contractor was responsible for 168 of the 214 days of delay to Substantial Completion, and that 46 days were excusable but non-compensable.  The basis for these opinions is summarized below and detailed in Sections </w:t>
+      </w:r>
+      <w:r>
+        <w:rPr>
+          <w:rStyle w:val="CrossReference"/>
+          <w:b/>
+        </w:rPr>
+        <w:fldChar w:fldCharType="begin"/>
+      </w:r>
+      <w:r>
+        <w:rPr>
+          <w:rStyle w:val="CrossReference"/>
+          <w:b/>
+        </w:rPr>
+        <w:instrText xml:space="preserve"> REF _Ref_S3 \r \h </w:instrText>
+      </w:r>
+      <w:r>
+        <w:rPr>
+          <w:rStyle w:val="CrossReference"/>
+          <w:b/>
+        </w:rPr>
+        <w:fldChar w:fldCharType="separate"/>
+      </w:r>
+      <w:r>
+        <w:rPr>
+          <w:rStyle w:val="CrossReference"/>
+          <w:b/>
+        </w:rPr>
+        <w:t xml:space="preserve">3</w:t>
+      </w:r>
+      <w:r>
+        <w:rPr>
+          <w:rStyle w:val="CrossReference"/>
+          <w:b/>
+        </w:rPr>
+        <w:fldChar w:fldCharType="end"/>
+      </w:r>
+      <w:r>
+        <w:rPr>
+          <w:b/>
+        </w:rPr>
+        <w:t xml:space="preserve"> and </w:t>
+      </w:r>
+      <w:r>
+        <w:rPr>
+          <w:rStyle w:val="CrossReference"/>
+          <w:b/>
+        </w:rPr>
+        <w:fldChar w:fldCharType="begin"/>
+      </w:r>
+      <w:r>
+        <w:rPr>
+          <w:rStyle w:val="CrossReference"/>
+          <w:b/>
+        </w:rPr>
+        <w:instrText xml:space="preserve"> REF _Ref_S4 \r \h </w:instrText>
+      </w:r>
+      <w:r>
+        <w:rPr>
+          <w:rStyle w:val="CrossReference"/>
+          <w:b/>
+        </w:rPr>
+        <w:fldChar w:fldCharType="separate"/>
+      </w:r>
+      <w:r>
+        <w:rPr>
+          <w:rStyle w:val="CrossReference"/>
+          <w:b/>
+        </w:rPr>
+        <w:t xml:space="preserve">4</w:t>
+      </w:r>
+      <w:r>
+        <w:rPr>
+          <w:rStyle w:val="CrossReference"/>
+          <w:b/>
+        </w:rPr>
+        <w:fldChar w:fldCharType="end"/>
+      </w:r>
+      <w:r>
+        <w:rPr>
+          <w:b/>
+        </w:rPr>
+        <w:t xml:space="preserve">.</w:t>
+      </w:r>
+    </w:p>
+    <w:p>
+      <w:pPr>
+        <w:pStyle w:val="NumberedParagraph"/>
+      </w:pPr>
+      <w:r>
+        <w:rPr>
+          <w:b/>
+        </w:rPr>
+        <w:t xml:space="preserve">The principal findings are:</w:t>
+      </w:r>
+    </w:p>
+    <w:p>
+      <w:pPr>
+        <w:pStyle w:val="Listbulletasasentence"/>
+      </w:pPr>
+      <w:r>
+        <w:t xml:space="preserve">The marine piling equipment mobilized 61 days late;</w:t>
+      </w:r>
+    </w:p>
+    <w:p>
+      <w:pPr>
+        <w:pStyle w:val="Listbulletasasentence"/>
+      </w:pPr>
+      <w:r>
+        <w:t xml:space="preserve">Rework of the east abutment consumed 47 days on the critical path;</w:t>
+      </w:r>
+    </w:p>
+    <w:p>
+      <w:pPr>
+        <w:pStyle w:val="Listbulletasasentence"/>
+      </w:pPr>
+      <w:r>
+        <w:t xml:space="preserve">Owner-caused permit delays consumed 46 days; and</w:t>
+      </w:r>
+    </w:p>
+    <w:p>
+      <w:pPr>
+        <w:pStyle w:val="Listbulletasasentence"/>
+      </w:pPr>
+      <w:r>
+        <w:t xml:space="preserve">The remaining 60 days resulted from the contractor’s resequencing of the deck pours.</w:t>
+      </w:r>
+    </w:p>
+    <w:p>
+      <w:pPr>
+        <w:pStyle w:val="Heading1"/>
+      </w:pPr>
+      <w:bookmarkStart w:id="104" w:name="_Ref_S3"/>
+      <w:r>
+        <w:t xml:space="preserve">SCHEDULE ANALYSIS</w:t>
+      </w:r>
+      <w:bookmarkEnd w:id="104"/>
+    </w:p>
+    <w:p>
+      <w:pPr>
+        <w:pStyle w:val="NumberedParagraph"/>
+      </w:pPr>
+      <w:r>
+        <w:t xml:space="preserve">This section describes the method applied and the results of the analysis.  The AACE International Recommended Practice 29R-03 states:</w:t>
+      </w:r>
+    </w:p>
+    <w:p>
+      <w:pPr>
+        <w:pStyle w:val="ExcerptorQuote"/>
+      </w:pPr>
+      <w:r>
+        <w:t xml:space="preserve">In order for a claimant to be entitled to an extension of contract time for a delay event (and further to be considered compensable), the delay must affect the critical path.</w:t>
+      </w:r>
+    </w:p>
+    <w:p>
+      <w:pPr>
+        <w:pStyle w:val="NumberedParagraph"/>
+      </w:pPr>
+      <w:r>
+        <w:t xml:space="preserve">The footnote to the excerpt above follows the quotation, not the introducing sentence.</w:t>
+      </w:r>
+      <w:r>
+        <w:footnoteReference w:id="2"/>
+      </w:r>
+    </w:p>
+    <w:p>
+      <w:pPr>
+        <w:pStyle w:val="Heading2"/>
+      </w:pPr>
+      <w:r>
+        <w:t xml:space="preserve">Method</w:t>
+      </w:r>
+    </w:p>
+    <w:p>
+      <w:pPr>
+        <w:pStyle w:val="NumberedParagraph"/>
+      </w:pPr>
+      <w:r>
+        <w:t xml:space="preserve">I applied a contemporaneous period analysis (</w:t>
+      </w:r>
+      <w:r>
+        <w:rPr>
+          <w:i/>
+        </w:rPr>
+        <w:t xml:space="preserve">i.e.</w:t>
+      </w:r>
+      <w:r>
+        <w:t xml:space="preserve">, a windows analysis) using the contractor’s monthly updates.  The contractor’s expert stated that </w:t>
+      </w:r>
+      <w:r>
+        <w:rPr>
+          <w:i/>
+        </w:rPr>
+        <w:t xml:space="preserve">“the baseline schedule was never approved,”</w:t>
+      </w:r>
+      <w:r>
+        <w:t xml:space="preserve"> which is incorrect.</w:t>
+      </w:r>
+      <w:r>
+        <w:rPr>
+          <w:rStyle w:val="FootnoteReference"/>
+        </w:rPr>
+        <w:footnoteReference w:id="3"/>
+      </w:r>
+    </w:p>
+    <w:p>
+      <w:pPr>
+        <w:pStyle w:val="NumberedParagraph"/>
+      </w:pPr>
+      <w:bookmarkStart w:id="105" w:name="_Ref_NP_key"/>
+      <w:r>
+        <w:t xml:space="preserve">Key milestones were as follows:</w:t>
+      </w:r>
+      <w:bookmarkEnd w:id="105"/>
+    </w:p>
+    <w:p>
+      <w:pPr>
+        <w:pStyle w:val="NumberedParagraphL1"/>
+      </w:pPr>
+      <w:r>
+        <w:t xml:space="preserve">Notice to Proceed: 15 May 2019;</w:t>
+      </w:r>
+    </w:p>
+    <w:p>
+      <w:pPr>
+        <w:pStyle w:val="NumberedParagraphL1"/>
+      </w:pPr>
+      <w:r>
+        <w:t xml:space="preserve">Contractual Substantial Completion: 14 May 2021; and</w:t>
+      </w:r>
+    </w:p>
+    <w:p>
+      <w:pPr>
+        <w:pStyle w:val="NumberedParagraphL1"/>
+      </w:pPr>
+      <w:r>
+        <w:t xml:space="preserve">Actual Substantial Completion: 14 December 2021.</w:t>
+      </w:r>
+    </w:p>
+    <w:p>
+      <w:pPr>
+        <w:pStyle w:val="NumberedParagraph"/>
+      </w:pPr>
+      <w:r>
+        <w:t xml:space="preserve">Analysis inputs included:</w:t>
+      </w:r>
+    </w:p>
+    <w:p>
+      <w:pPr>
+        <w:pStyle w:val="ListBullet"/>
+      </w:pPr>
+      <w:r>
+        <w:t xml:space="preserve">Baseline schedule</w:t>
+      </w:r>
+    </w:p>
+    <w:p>
+      <w:pPr>
+        <w:pStyle w:val="ListBullet"/>
+      </w:pPr>
+      <w:r>
+        <w:t xml:space="preserve">Monthly updates</w:t>
+      </w:r>
+    </w:p>
+    <w:p>
+      <w:pPr>
+        <w:pStyle w:val="Dashunderabullet"/>
+      </w:pPr>
+      <w:r>
+        <w:t xml:space="preserve">Updates 1 through 12</w:t>
+      </w:r>
+    </w:p>
+    <w:p>
+      <w:pPr>
+        <w:pStyle w:val="Dashunderabullet"/>
+      </w:pPr>
+      <w:r>
+        <w:t xml:space="preserve">Updates 13 through 24</w:t>
+      </w:r>
+    </w:p>
+    <w:p>
+      <w:pPr>
+        <w:pStyle w:val="ListBullet"/>
+      </w:pPr>
+      <w:r>
+        <w:t xml:space="preserve">Daily reports</w:t>
+      </w:r>
+    </w:p>
+    <w:p>
+      <w:pPr>
+        <w:pStyle w:val="Heading2"/>
+      </w:pPr>
+      <w:r>
+        <w:t xml:space="preserve">Results by Window</w:t>
+      </w:r>
+    </w:p>
+    <w:p>
+      <w:pPr>
+        <w:pStyle w:val="NumberedParagraph"/>
+      </w:pPr>
+      <w:r>
+        <w:t xml:space="preserve">The critical delay accumulated over the analysis period is shown in </w:t>
       </w:r>
       <w:r>
         <w:rPr>
@@ -5469,7 +5772,7 @@
         <w:rPr>
           <w:rStyle w:val="CrossReference"/>
         </w:rPr>
-        <w:instrText xml:space="preserve"> REF _Ref_S3 \r \h </w:instrText>
+        <w:instrText xml:space="preserve"> REF _Ref_F31 \h </w:instrText>
       </w:r>
       <w:r>
         <w:rPr>
@@ -5481,7 +5784,7 @@
         <w:rPr>
           <w:rStyle w:val="CrossReference"/>
         </w:rPr>
-        <w:t xml:space="preserve">3</w:t>
+        <w:t xml:space="preserve">Figure 3-1</w:t>
       </w:r>
       <w:r>
         <w:rPr>
@@ -5490,299 +5793,15 @@
         <w:fldChar w:fldCharType="end"/>
       </w:r>
       <w:r>
-        <w:t xml:space="preserve"> and </w:t>
-      </w:r>
-      <w:r>
-        <w:rPr>
-          <w:rStyle w:val="CrossReference"/>
-        </w:rPr>
-        <w:fldChar w:fldCharType="begin"/>
-      </w:r>
-      <w:r>
-        <w:rPr>
-          <w:rStyle w:val="CrossReference"/>
-        </w:rPr>
-        <w:instrText xml:space="preserve"> REF _Ref_S4 \r \h </w:instrText>
-      </w:r>
-      <w:r>
-        <w:rPr>
-          <w:rStyle w:val="CrossReference"/>
-        </w:rPr>
-        <w:fldChar w:fldCharType="separate"/>
-      </w:r>
-      <w:r>
-        <w:rPr>
-          <w:rStyle w:val="CrossReference"/>
-        </w:rPr>
-        <w:t xml:space="preserve">4</w:t>
-      </w:r>
-      <w:r>
-        <w:rPr>
-          <w:rStyle w:val="CrossReference"/>
-        </w:rPr>
-        <w:fldChar w:fldCharType="end"/>
-      </w:r>
-      <w:r>
-        <w:t xml:space="preserve">.</w:t>
+        <w:t xml:space="preserve"> below.</w:t>
       </w:r>
     </w:p>
     <w:p>
       <w:pPr>
-        <w:pStyle w:val="NumberedParagraph"/>
-      </w:pPr>
-      <w:r>
-        <w:t xml:space="preserve">The principal findings are:</w:t>
-      </w:r>
-    </w:p>
-    <w:p>
-      <w:pPr>
-        <w:pStyle w:val="Listbulletasasentence"/>
-      </w:pPr>
-      <w:r>
-        <w:t xml:space="preserve">The marine piling equipment mobilized 61 days late;</w:t>
-      </w:r>
-    </w:p>
-    <w:p>
-      <w:pPr>
-        <w:pStyle w:val="Listbulletasasentence"/>
-      </w:pPr>
-      <w:r>
-        <w:t xml:space="preserve">Rework of the east abutment consumed 47 days on the critical path;</w:t>
-      </w:r>
-    </w:p>
-    <w:p>
-      <w:pPr>
-        <w:pStyle w:val="Listbulletasasentence"/>
-      </w:pPr>
-      <w:r>
-        <w:t xml:space="preserve">Owner-caused permit delays consumed 46 days; and</w:t>
-      </w:r>
-    </w:p>
-    <w:p>
-      <w:pPr>
-        <w:pStyle w:val="Listbulletasasentence"/>
-      </w:pPr>
-      <w:r>
-        <w:t xml:space="preserve">The remaining 60 days resulted from the Contractor’s resequencing of the deck pours.</w:t>
-      </w:r>
-    </w:p>
-    <w:p>
-      <w:pPr>
-        <w:pStyle w:val="Heading1"/>
-      </w:pPr>
-      <w:bookmarkStart w:id="104" w:name="_Ref_S3"/>
-      <w:r>
-        <w:t xml:space="preserve">SCHEDULE ANALYSIS</w:t>
-      </w:r>
-      <w:bookmarkEnd w:id="104"/>
-    </w:p>
-    <w:p>
-      <w:pPr>
-        <w:pStyle w:val="NumberedParagraph"/>
-      </w:pPr>
-      <w:r>
-        <w:t xml:space="preserve">This section describes the method applied and the results of the analysis.  The AACE International Recommended Practice 29R-03 states:</w:t>
-      </w:r>
-    </w:p>
-    <w:p>
-      <w:pPr>
-        <w:pStyle w:val="ExcerptorQuote"/>
-      </w:pPr>
-      <w:r>
-        <w:t xml:space="preserve">In order for a claimant to be entitled to an extension of contract time for a delay event (and further to be considered compensable), the delay must affect the critical path.</w:t>
-      </w:r>
-    </w:p>
-    <w:p>
-      <w:pPr>
-        <w:pStyle w:val="NumberedParagraph"/>
-      </w:pPr>
-      <w:r>
-        <w:t xml:space="preserve">The footnote to the excerpt above follows the quotation, not the introducing sentence.</w:t>
-      </w:r>
-      <w:r>
-        <w:rPr>
-          <w:rStyle w:val="FootnoteReference"/>
-        </w:rPr>
-        <w:footnoteReference w:id="2"/>
-      </w:r>
-    </w:p>
-    <w:p>
-      <w:pPr>
-        <w:pStyle w:val="Heading2"/>
-      </w:pPr>
-      <w:r>
-        <w:t xml:space="preserve">Method</w:t>
-      </w:r>
-    </w:p>
-    <w:p>
-      <w:pPr>
-        <w:pStyle w:val="NumberedParagraph"/>
-      </w:pPr>
-      <w:r>
-        <w:t xml:space="preserve">I applied a contemporaneous period analysis (</w:t>
-      </w:r>
-      <w:r>
-        <w:rPr>
-          <w:i/>
-        </w:rPr>
-        <w:t xml:space="preserve">i.e.</w:t>
-      </w:r>
-      <w:r>
-        <w:t xml:space="preserve">, a windows analysis) using the Contractor’s monthly updates.  The Contractor’s expert stated that </w:t>
-      </w:r>
-      <w:r>
-        <w:rPr>
-          <w:i/>
-        </w:rPr>
-        <w:t xml:space="preserve">“the baseline schedule was never approved,”</w:t>
-      </w:r>
-      <w:r>
-        <w:t xml:space="preserve"> which is incorrect.</w:t>
-      </w:r>
-      <w:r>
-        <w:rPr>
-          <w:rStyle w:val="FootnoteReference"/>
-        </w:rPr>
-        <w:footnoteReference w:id="3"/>
-      </w:r>
-    </w:p>
-    <w:p>
-      <w:pPr>
-        <w:pStyle w:val="NumberedParagraph"/>
-      </w:pPr>
-      <w:bookmarkStart w:id="105" w:name="_Ref_NP_key"/>
-      <w:r>
-        <w:t xml:space="preserve">Key milestones were as follows:</w:t>
-      </w:r>
-      <w:bookmarkEnd w:id="105"/>
-    </w:p>
-    <w:p>
-      <w:pPr>
-        <w:pStyle w:val="NumberedParagraphL1"/>
-      </w:pPr>
-      <w:r>
-        <w:t xml:space="preserve">Notice to Proceed: 15 May 2019;</w:t>
-      </w:r>
-    </w:p>
-    <w:p>
-      <w:pPr>
-        <w:pStyle w:val="NumberedParagraphL1"/>
-      </w:pPr>
-      <w:r>
-        <w:t xml:space="preserve">Contractual Substantial Completion: 14 May 2021; and</w:t>
-      </w:r>
-    </w:p>
-    <w:p>
-      <w:pPr>
-        <w:pStyle w:val="NumberedParagraphL1"/>
-      </w:pPr>
-      <w:r>
-        <w:t xml:space="preserve">Actual Substantial Completion: 14 December 2021.</w:t>
-      </w:r>
-    </w:p>
-    <w:p>
-      <w:pPr>
-        <w:pStyle w:val="NumberedParagraph"/>
-      </w:pPr>
-      <w:r>
-        <w:t xml:space="preserve">Analysis inputs included:</w:t>
-      </w:r>
-    </w:p>
-    <w:p>
-      <w:pPr>
-        <w:pStyle w:val="ListBullet"/>
-      </w:pPr>
-      <w:r>
-        <w:t xml:space="preserve">Baseline schedule</w:t>
-      </w:r>
-    </w:p>
-    <w:p>
-      <w:pPr>
-        <w:pStyle w:val="ListBullet"/>
-      </w:pPr>
-      <w:r>
-        <w:t xml:space="preserve">Monthly updates</w:t>
-      </w:r>
-    </w:p>
-    <w:p>
-      <w:pPr>
-        <w:pStyle w:val="Dashunderabullet"/>
-      </w:pPr>
-      <w:r>
-        <w:t xml:space="preserve">Updates 1 through 12</w:t>
-      </w:r>
-    </w:p>
-    <w:p>
-      <w:pPr>
-        <w:pStyle w:val="Dashunderabullet"/>
-      </w:pPr>
-      <w:r>
-        <w:t xml:space="preserve">Updates 13 through 24</w:t>
-      </w:r>
-    </w:p>
-    <w:p>
-      <w:pPr>
-        <w:pStyle w:val="ListBullet"/>
-      </w:pPr>
-      <w:r>
-        <w:t xml:space="preserve">Daily reports</w:t>
-      </w:r>
-    </w:p>
-    <w:p>
-      <w:pPr>
-        <w:pStyle w:val="Heading2"/>
-      </w:pPr>
-      <w:r>
-        <w:t xml:space="preserve">Results by Window</w:t>
-      </w:r>
-    </w:p>
-    <w:p>
-      <w:pPr>
-        <w:pStyle w:val="NumberedParagraph"/>
-      </w:pPr>
-      <w:r>
-        <w:t xml:space="preserve">The critical delay accumulated over the analysis period is shown in </w:t>
-      </w:r>
-      <w:r>
-        <w:rPr>
-          <w:rStyle w:val="CrossReference"/>
-        </w:rPr>
-        <w:fldChar w:fldCharType="begin"/>
-      </w:r>
-      <w:r>
-        <w:rPr>
-          <w:rStyle w:val="CrossReference"/>
-        </w:rPr>
-        <w:instrText xml:space="preserve"> REF _Ref_F31 \h </w:instrText>
-      </w:r>
-      <w:r>
-        <w:rPr>
-          <w:rStyle w:val="CrossReference"/>
-        </w:rPr>
-        <w:fldChar w:fldCharType="separate"/>
-      </w:r>
-      <w:r>
-        <w:rPr>
-          <w:rStyle w:val="CrossReference"/>
-        </w:rPr>
-        <w:t xml:space="preserve">Figure 3-1</w:t>
-      </w:r>
-      <w:r>
-        <w:rPr>
-          <w:rStyle w:val="CrossReference"/>
-        </w:rPr>
-        <w:fldChar w:fldCharType="end"/>
-      </w:r>
-      <w:r>
-        <w:t xml:space="preserve"> below.</w:t>
-      </w:r>
-    </w:p>
-    <w:p>
-      <w:pPr>
         <w:pStyle w:val="Caption"/>
         <w:jc w:val="center"/>
       </w:pPr>
-      <w:bookmarkStart w:id="106" w:name="_Ref_F31"/>
+      <w:bookmarkStart w:id="902" w:name="_Ref_F31"/>
       <w:r>
         <w:t xml:space="preserve">Figure </w:t>
       </w:r>
@@ -5822,7 +5841,7 @@
       <w:r>
         <w:t xml:space="preserve">: Cumulative Critical Delay by Month</w:t>
       </w:r>
-      <w:bookmarkEnd w:id="106"/>
+      <w:bookmarkEnd w:id="902"/>
     </w:p>
     <w:p>
       <w:pPr>
@@ -5849,6 +5868,7 @@
         <w:drawing>
           <wp:inline distT="0" distB="0" distL="0" distR="0">
             <wp:extent cx="5486400" cy="2194560"/>
+            <wp:effectExtent l="0" t="0" r="0" b="0"/>
             <wp:docPr id="2" name="Picture 2"/>
             <a:graphic xmlns:a="http://schemas.openxmlformats.org/drawingml/2006/main">
               <a:graphicData uri="http://schemas.openxmlformats.org/drawingml/2006/picture">
@@ -5925,7 +5945,7 @@
         <w:pStyle w:val="Caption"/>
         <w:jc w:val="center"/>
       </w:pPr>
-      <w:bookmarkStart w:id="107" w:name="_Ref_T31"/>
+      <w:bookmarkStart w:id="903" w:name="_Ref_T31"/>
       <w:r>
         <w:t xml:space="preserve">Table </w:t>
       </w:r>
@@ -5965,7 +5985,7 @@
       <w:r>
         <w:t xml:space="preserve">: Critical Delay by Window</w:t>
       </w:r>
-      <w:bookmarkEnd w:id="107"/>
+      <w:bookmarkEnd w:id="903"/>
     </w:p>
     <w:p>
       <w:pPr>
@@ -6099,6 +6119,7 @@
               <w:jc w:val="center"/>
             </w:pPr>
             <w:r>
+              <w:rPr/>
               <w:t xml:space="preserve">1</w:t>
             </w:r>
           </w:p>
@@ -6113,6 +6134,7 @@
               <w:jc w:val="left"/>
             </w:pPr>
             <w:r>
+              <w:rPr/>
               <w:t xml:space="preserve">May–Aug 2019</w:t>
             </w:r>
           </w:p>
@@ -6127,6 +6149,7 @@
               <w:jc w:val="right"/>
             </w:pPr>
             <w:r>
+              <w:rPr/>
               <w:t xml:space="preserve">61</w:t>
             </w:r>
           </w:p>
@@ -6141,6 +6164,7 @@
               <w:jc w:val="right"/>
             </w:pPr>
             <w:r>
+              <w:rPr/>
               <w:t xml:space="preserve">61</w:t>
             </w:r>
           </w:p>
@@ -6155,6 +6179,7 @@
               <w:jc w:val="left"/>
             </w:pPr>
             <w:r>
+              <w:rPr/>
               <w:t xml:space="preserve">Contractor</w:t>
             </w:r>
           </w:p>
@@ -6174,6 +6199,7 @@
               <w:jc w:val="center"/>
             </w:pPr>
             <w:r>
+              <w:rPr/>
               <w:t xml:space="preserve">2</w:t>
             </w:r>
           </w:p>
@@ -6188,6 +6214,7 @@
               <w:jc w:val="left"/>
             </w:pPr>
             <w:r>
+              <w:rPr/>
               <w:t xml:space="preserve">Sep–Dec 2019</w:t>
             </w:r>
           </w:p>
@@ -6202,6 +6229,7 @@
               <w:jc w:val="right"/>
             </w:pPr>
             <w:r>
+              <w:rPr/>
               <w:t xml:space="preserve">12</w:t>
             </w:r>
           </w:p>
@@ -6216,6 +6244,7 @@
               <w:jc w:val="right"/>
             </w:pPr>
             <w:r>
+              <w:rPr/>
               <w:t xml:space="preserve">73</w:t>
             </w:r>
           </w:p>
@@ -6230,6 +6259,7 @@
               <w:jc w:val="left"/>
             </w:pPr>
             <w:r>
+              <w:rPr/>
               <w:t xml:space="preserve">Contractor</w:t>
             </w:r>
           </w:p>
@@ -6249,6 +6279,7 @@
               <w:jc w:val="center"/>
             </w:pPr>
             <w:r>
+              <w:rPr/>
               <w:t xml:space="preserve">3</w:t>
             </w:r>
           </w:p>
@@ -6263,6 +6294,7 @@
               <w:jc w:val="left"/>
             </w:pPr>
             <w:r>
+              <w:rPr/>
               <w:t xml:space="preserve">Jan–Jun 2020</w:t>
             </w:r>
           </w:p>
@@ -6277,6 +6309,7 @@
               <w:jc w:val="right"/>
             </w:pPr>
             <w:r>
+              <w:rPr/>
               <w:t xml:space="preserve">46</w:t>
             </w:r>
           </w:p>
@@ -6291,6 +6324,7 @@
               <w:jc w:val="right"/>
             </w:pPr>
             <w:r>
+              <w:rPr/>
               <w:t xml:space="preserve">119</w:t>
             </w:r>
           </w:p>
@@ -6305,6 +6339,7 @@
               <w:jc w:val="left"/>
             </w:pPr>
             <w:r>
+              <w:rPr/>
               <w:t xml:space="preserve">Owner</w:t>
             </w:r>
           </w:p>
@@ -6324,6 +6359,7 @@
               <w:jc w:val="center"/>
             </w:pPr>
             <w:r>
+              <w:rPr/>
               <w:t xml:space="preserve">4</w:t>
             </w:r>
           </w:p>
@@ -6338,6 +6374,7 @@
               <w:jc w:val="left"/>
             </w:pPr>
             <w:r>
+              <w:rPr/>
               <w:t xml:space="preserve">Jul–Dec 2020</w:t>
             </w:r>
           </w:p>
@@ -6352,6 +6389,7 @@
               <w:jc w:val="right"/>
             </w:pPr>
             <w:r>
+              <w:rPr/>
               <w:t xml:space="preserve">47</w:t>
             </w:r>
           </w:p>
@@ -6366,6 +6404,7 @@
               <w:jc w:val="right"/>
             </w:pPr>
             <w:r>
+              <w:rPr/>
               <w:t xml:space="preserve">166</w:t>
             </w:r>
           </w:p>
@@ -6380,6 +6419,7 @@
               <w:jc w:val="left"/>
             </w:pPr>
             <w:r>
+              <w:rPr/>
               <w:t xml:space="preserve">Contractor</w:t>
             </w:r>
           </w:p>
@@ -6399,6 +6439,7 @@
               <w:jc w:val="center"/>
             </w:pPr>
             <w:r>
+              <w:rPr/>
               <w:t xml:space="preserve">5</w:t>
             </w:r>
           </w:p>
@@ -6413,6 +6454,7 @@
               <w:jc w:val="left"/>
             </w:pPr>
             <w:r>
+              <w:rPr/>
               <w:t xml:space="preserve">Jan–Dec 2021</w:t>
             </w:r>
           </w:p>
@@ -6427,6 +6469,7 @@
               <w:jc w:val="right"/>
             </w:pPr>
             <w:r>
+              <w:rPr/>
               <w:t xml:space="preserve">48</w:t>
             </w:r>
           </w:p>
@@ -6441,6 +6484,7 @@
               <w:jc w:val="right"/>
             </w:pPr>
             <w:r>
+              <w:rPr/>
               <w:t xml:space="preserve">214</w:t>
             </w:r>
           </w:p>
@@ -6455,6 +6499,7 @@
               <w:jc w:val="left"/>
             </w:pPr>
             <w:r>
+              <w:rPr/>
               <w:t xml:space="preserve">Contractor</w:t>
             </w:r>
           </w:p>
@@ -6491,7 +6536,7 @@
         <w:pStyle w:val="Caption"/>
         <w:jc w:val="center"/>
       </w:pPr>
-      <w:bookmarkStart w:id="108" w:name="_Ref_T32"/>
+      <w:bookmarkStart w:id="904" w:name="_Ref_T32"/>
       <w:r>
         <w:t xml:space="preserve">Table </w:t>
       </w:r>
@@ -6531,7 +6576,7 @@
       <w:r>
         <w:t xml:space="preserve">: Delay Event Register</w:t>
       </w:r>
-      <w:bookmarkEnd w:id="108"/>
+      <w:bookmarkEnd w:id="904"/>
     </w:p>
     <w:tbl>
       <w:tblPr>
@@ -7182,9 +7227,8 @@
         <w:sectPr>
           <w:headerReference w:type="default" r:id="rId19"/>
           <w:footerReference w:type="default" r:id="rId20"/>
-          <w:type w:val="nextPage"/>
           <w:pgSz w:w="15840" w:h="12240" w:orient="landscape" w:code="9"/>
-          <w:pgMar w:top="1440" w:right="1440" w:bottom="1440" w:left="1440" w:header="720" w:footer="720" w:gutter="0"/>
+          <w:pgMar w:top="2160" w:right="1440" w:bottom="1440" w:left="1440" w:header="1872" w:footer="720" w:gutter="0"/>
           <w:cols w:space="720"/>
           <w:docGrid w:linePitch="360"/>
         </w:sectPr>
@@ -7224,7 +7268,7 @@
         <w:pStyle w:val="NumberedParagraph"/>
       </w:pPr>
       <w:r>
-        <w:t xml:space="preserve">The Contractor’s claimed damages of US$18,300,000 include US$4,100,000 of extended overhead that is attributable to the 46 days of Owner delay.  The remainder is attributable to the Contractor.</w:t>
+        <w:t xml:space="preserve">The contractor’s claimed damages of US$18,300,000 include US$4,100,000 of extended overhead that is attributable to the 46 days of owner delay.  The remainder is attributable to the contractor.</w:t>
       </w:r>
       <w:r>
         <w:rPr>
@@ -7246,6 +7290,8 @@
         <w:pStyle w:val="NumberedParagraph"/>
       </w:pPr>
       <w:r>
+        <w:tab/>
+        <w:tab/>
         <w:t xml:space="preserve">Heading 4 is used here only to exercise the style.</w:t>
       </w:r>
     </w:p>

--- a/src/conformer/assets/golden.docx
+++ b/src/conformer/assets/golden.docx
@@ -5219,7 +5219,7 @@
     </w:p>
     <w:tbl>
       <w:tblPr>
-        <w:tblStyle w:val="LITable"/>
+        <w:tblStyle w:val="GridTable4"/>
         <w:tblW w:w="8640" w:type="dxa"/>
         <w:tblInd w:w="720" w:type="dxa"/>
         <w:tblLook w:val="04A0" w:firstRow="1" w:lastRow="0" w:firstColumn="0" w:lastColumn="0" w:noHBand="0" w:noVBand="1"/>
@@ -5239,7 +5239,7 @@
           </w:tcPr>
           <w:p>
             <w:pPr>
-              <w:pStyle w:val="TableData"/>
+              <w:pStyle w:val="TableHeader"/>
               <w:jc w:val="center"/>
             </w:pPr>
             <w:r>
@@ -5257,7 +5257,7 @@
           </w:tcPr>
           <w:p>
             <w:pPr>
-              <w:pStyle w:val="TableData"/>
+              <w:pStyle w:val="TableHeader"/>
               <w:jc w:val="center"/>
             </w:pPr>
             <w:r>
@@ -5611,7 +5611,7 @@
         <w:pStyle w:val="ExcerptorQuote"/>
       </w:pPr>
       <w:r>
-        <w:t xml:space="preserve">In order for a claimant to be entitled to an extension of contract time for a delay event (and further to be considered compensable), the delay must affect the critical path.</w:t>
+        <w:t xml:space="preserve">In order for a claimant to be entitled to an extension of contract time for a delay event (and further to be considered compensable), the delay must aﬀect the critical path.</w:t>
       </w:r>
     </w:p>
     <w:p>
@@ -5997,7 +5997,7 @@
     </w:p>
     <w:tbl>
       <w:tblPr>
-        <w:tblStyle w:val="LITable"/>
+        <w:tblStyle w:val="GridTable4"/>
         <w:tblW w:w="8640" w:type="dxa"/>
         <w:tblInd w:w="720" w:type="dxa"/>
         <w:tblLook w:val="04A0" w:firstRow="1" w:lastRow="0" w:firstColumn="0" w:lastColumn="0" w:noHBand="0" w:noVBand="1"/>
@@ -6020,7 +6020,7 @@
           </w:tcPr>
           <w:p>
             <w:pPr>
-              <w:pStyle w:val="TableData"/>
+              <w:pStyle w:val="TableHeader"/>
               <w:jc w:val="center"/>
             </w:pPr>
             <w:r>
@@ -6038,7 +6038,7 @@
           </w:tcPr>
           <w:p>
             <w:pPr>
-              <w:pStyle w:val="TableData"/>
+              <w:pStyle w:val="TableHeader"/>
               <w:jc w:val="center"/>
             </w:pPr>
             <w:r>
@@ -6056,7 +6056,7 @@
           </w:tcPr>
           <w:p>
             <w:pPr>
-              <w:pStyle w:val="TableData"/>
+              <w:pStyle w:val="TableHeader"/>
               <w:jc w:val="center"/>
             </w:pPr>
             <w:r>
@@ -6074,7 +6074,7 @@
           </w:tcPr>
           <w:p>
             <w:pPr>
-              <w:pStyle w:val="TableData"/>
+              <w:pStyle w:val="TableHeader"/>
               <w:jc w:val="center"/>
             </w:pPr>
             <w:r>
@@ -6092,7 +6092,7 @@
           </w:tcPr>
           <w:p>
             <w:pPr>
-              <w:pStyle w:val="TableData"/>
+              <w:pStyle w:val="TableHeader"/>
               <w:jc w:val="center"/>
             </w:pPr>
             <w:r>
@@ -6580,7 +6580,7 @@
     </w:p>
     <w:tbl>
       <w:tblPr>
-        <w:tblStyle w:val="LITable"/>
+        <w:tblStyle w:val="GridTable4"/>
         <w:tblW w:w="11000" w:type="dxa"/>
         <w:tblLook w:val="04A0" w:firstRow="1" w:lastRow="0" w:firstColumn="0" w:lastColumn="0" w:noHBand="0" w:noVBand="1"/>
       </w:tblPr>
@@ -6605,7 +6605,7 @@
           </w:tcPr>
           <w:p>
             <w:pPr>
-              <w:pStyle w:val="TableData"/>
+              <w:pStyle w:val="TableHeader"/>
               <w:jc w:val="center"/>
             </w:pPr>
             <w:r>
@@ -6623,7 +6623,7 @@
           </w:tcPr>
           <w:p>
             <w:pPr>
-              <w:pStyle w:val="TableData"/>
+              <w:pStyle w:val="TableHeader"/>
               <w:jc w:val="center"/>
             </w:pPr>
             <w:r>
@@ -6641,7 +6641,7 @@
           </w:tcPr>
           <w:p>
             <w:pPr>
-              <w:pStyle w:val="TableData"/>
+              <w:pStyle w:val="TableHeader"/>
               <w:jc w:val="center"/>
             </w:pPr>
             <w:r>
@@ -6659,7 +6659,7 @@
           </w:tcPr>
           <w:p>
             <w:pPr>
-              <w:pStyle w:val="TableData"/>
+              <w:pStyle w:val="TableHeader"/>
               <w:jc w:val="center"/>
             </w:pPr>
             <w:r>
@@ -6677,7 +6677,7 @@
           </w:tcPr>
           <w:p>
             <w:pPr>
-              <w:pStyle w:val="TableData"/>
+              <w:pStyle w:val="TableHeader"/>
               <w:jc w:val="center"/>
             </w:pPr>
             <w:r>
@@ -6695,7 +6695,7 @@
           </w:tcPr>
           <w:p>
             <w:pPr>
-              <w:pStyle w:val="TableData"/>
+              <w:pStyle w:val="TableHeader"/>
               <w:jc w:val="center"/>
             </w:pPr>
             <w:r>
@@ -6713,7 +6713,7 @@
           </w:tcPr>
           <w:p>
             <w:pPr>
-              <w:pStyle w:val="TableData"/>
+              <w:pStyle w:val="TableHeader"/>
               <w:jc w:val="center"/>
             </w:pPr>
             <w:r>
@@ -6731,7 +6731,7 @@
           </w:tcPr>
           <w:p>
             <w:pPr>
-              <w:pStyle w:val="TableData"/>
+              <w:pStyle w:val="TableHeader"/>
               <w:jc w:val="center"/>
             </w:pPr>
             <w:r>
@@ -17393,7 +17393,7 @@
           <w:tl2br w:val="nil"/>
           <w:tr2bl w:val="nil"/>
         </w:tcBorders>
-        <w:shd w:val="clear" w:color="auto" w:fill="B6DDE8" w:themeFill="accent5" w:themeFillTint="66"/>
+        <w:shd w:val="clear" w:color="auto" w:fill="B6DDE8"/>
         <w:vAlign w:val="bottom"/>
       </w:tcPr>
     </w:tblStylePr>
@@ -17405,11 +17405,11 @@
       <w:tblPr/>
       <w:tcPr>
         <w:tcBorders>
-          <w:top w:val="single" w:sz="4" w:space="0" w:color="000000" w:themeColor="text1"/>
-          <w:left w:val="single" w:sz="4" w:space="0" w:color="000000" w:themeColor="text1"/>
-          <w:bottom w:val="single" w:sz="4" w:space="0" w:color="000000" w:themeColor="text1"/>
-          <w:right w:val="single" w:sz="4" w:space="0" w:color="000000" w:themeColor="text1"/>
-          <w:insideV w:val="single" w:sz="4" w:space="0" w:color="000000" w:themeColor="text1"/>
+          <w:top w:val="single" w:sz="4" w:space="0" w:color="000000"/>
+          <w:left w:val="single" w:sz="4" w:space="0" w:color="000000"/>
+          <w:bottom w:val="single" w:sz="4" w:space="0" w:color="000000"/>
+          <w:right w:val="single" w:sz="4" w:space="0" w:color="000000"/>
+          <w:insideV w:val="single" w:sz="4" w:space="0" w:color="000000"/>
         </w:tcBorders>
       </w:tcPr>
     </w:tblStylePr>
@@ -17498,57 +17498,22 @@
       <w:szCs w:val="32"/>
     </w:rPr>
   </w:style>
-  <w:style w:type="table" w:customStyle="1" w:styleId="LITable">
-    <w:name w:val="LI Table"/>
-    <w:basedOn w:val="TableNormal"/>
-    <w:uiPriority w:val="1"/>
-    <w:qFormat/>
+  <w:style w:type="paragraph" w:customStyle="1" w:styleId="TableHeader">
+    <w:name w:val="Table Header"/>
+    <w:basedOn w:val="TableData"/>
+    <w:uiPriority w:val="99"/>
     <w:pPr>
-      <w:spacing w:before="60" w:after="60" w:line="240" w:lineRule="auto"/>
+      <w:spacing w:before="60" w:after="60"/>
       <w:jc w:val="center"/>
     </w:pPr>
     <w:rPr>
-      <w:color w:val="000000"/>
-      <w:sz w:val="22"/>
-      <w:szCs w:val="22"/>
+      <w:rFonts w:ascii="Times New Roman" w:hAnsi="Times New Roman"/>
+      <w:b/>
+      <w:bCs/>
+      <w:color w:val="auto"/>
+      <w:sz w:val="20"/>
+      <w:szCs w:val="20"/>
     </w:rPr>
-    <w:tblPr>
-      <w:jc w:val="center"/>
-      <w:tblBorders>
-        <w:top w:val="single" w:sz="4" w:space="0" w:color="808080"/>
-        <w:left w:val="single" w:sz="4" w:space="0" w:color="808080"/>
-        <w:bottom w:val="single" w:sz="4" w:space="0" w:color="808080"/>
-        <w:right w:val="single" w:sz="4" w:space="0" w:color="808080"/>
-        <w:insideH w:val="single" w:sz="4" w:space="0" w:color="808080"/>
-        <w:insideV w:val="single" w:sz="4" w:space="0" w:color="808080"/>
-      </w:tblBorders>
-      <w:tblCellMar>
-        <w:left w:w="72" w:type="dxa"/>
-        <w:right w:w="72" w:type="dxa"/>
-      </w:tblCellMar>
-    </w:tblPr>
-    <w:tcPr>
-      <w:vAlign w:val="center"/>
-    </w:tcPr>
-    <w:tblStylePr w:type="firstRow">
-      <w:pPr>
-        <w:keepNext/>
-        <w:jc w:val="center"/>
-      </w:pPr>
-      <w:rPr>
-        <w:b/>
-        <w:bCs/>
-        <w:color w:val="FFFFFF"/>
-      </w:rPr>
-      <w:trPr>
-        <w:cantSplit/>
-        <w:tblHeader/>
-      </w:trPr>
-      <w:tcPr>
-        <w:shd w:val="clear" w:color="auto" w:fill="054F8A"/>
-        <w:vAlign w:val="center"/>
-      </w:tcPr>
-    </w:tblStylePr>
   </w:style>
 </w:styles>
 </file>

--- a/src/conformer/assets/golden.docx
+++ b/src/conformer/assets/golden.docx
@@ -4955,7 +4955,7 @@
     </w:p>
     <w:p>
       <w:pPr>
-        <w:pStyle w:val="Heading3"/>
+        <w:pStyle w:val="NumberedParagraph"/>
       </w:pPr>
       <w:r>
         <w:t xml:space="preserve">Project Overview</w:t>
@@ -5195,7 +5195,7 @@
         <w:fldChar w:fldCharType="end"/>
       </w:r>
       <w:r>
-        <w:noBreakHyphen/>
+        <w:t xml:space="preserve">-</w:t>
       </w:r>
       <w:r>
         <w:fldChar w:fldCharType="begin"/>
@@ -5245,7 +5245,6 @@
             <w:r>
               <w:rPr>
                 <w:b/>
-                <w:color w:val="FFFFFF"/>
               </w:rPr>
               <w:t xml:space="preserve">Term</w:t>
             </w:r>
@@ -5263,7 +5262,6 @@
             <w:r>
               <w:rPr>
                 <w:b/>
-                <w:color w:val="FFFFFF"/>
               </w:rPr>
               <w:t xml:space="preserve">Definition</w:t>
             </w:r>
@@ -5449,7 +5447,7 @@
         <w:pStyle w:val="Heading1"/>
       </w:pPr>
       <w:r>
-        <w:t xml:space="preserve">EXECUTIVE SUMMARY</w:t>
+        <w:t xml:space="preserve">Executive Summary</w:t>
       </w:r>
     </w:p>
     <w:p>
@@ -5558,34 +5556,34 @@
     </w:p>
     <w:p>
       <w:pPr>
-        <w:pStyle w:val="Listbulletasasentence"/>
-      </w:pPr>
-      <w:r>
-        <w:t xml:space="preserve">The marine piling equipment mobilized 61 days late;</w:t>
+        <w:pStyle w:val="NumberedParagraph"/>
+      </w:pPr>
+      <w:r>
+        <w:t xml:space="preserve">The marine piling equipment mobilized 61 days late;</w:t>
       </w:r>
     </w:p>
     <w:p>
       <w:pPr>
-        <w:pStyle w:val="Listbulletasasentence"/>
-      </w:pPr>
-      <w:r>
-        <w:t xml:space="preserve">Rework of the east abutment consumed 47 days on the critical path;</w:t>
+        <w:pStyle w:val="NumberedParagraph"/>
+      </w:pPr>
+      <w:r>
+        <w:t xml:space="preserve">Rework of the east abutment consumed 47 days on the critical path;</w:t>
       </w:r>
     </w:p>
     <w:p>
       <w:pPr>
-        <w:pStyle w:val="Listbulletasasentence"/>
-      </w:pPr>
-      <w:r>
-        <w:t xml:space="preserve">Owner-caused permit delays consumed 46 days; and</w:t>
+        <w:pStyle w:val="NumberedParagraph"/>
+      </w:pPr>
+      <w:r>
+        <w:t xml:space="preserve">Owner-caused permit delays consumed 46 days; and</w:t>
       </w:r>
     </w:p>
     <w:p>
       <w:pPr>
-        <w:pStyle w:val="Listbulletasasentence"/>
-      </w:pPr>
-      <w:r>
-        <w:t xml:space="preserve">The remaining 60 days resulted from the contractor’s resequencing of the deck pours.</w:t>
+        <w:pStyle w:val="NumberedParagraph"/>
+      </w:pPr>
+      <w:r>
+        <w:t xml:space="preserve">The remaining 60 days resulted from the contractor’s resequencing of the deck pours.</w:t>
       </w:r>
     </w:p>
     <w:p>
@@ -5600,37 +5598,110 @@
     </w:p>
     <w:p>
       <w:pPr>
-        <w:pStyle w:val="NumberedParagraph"/>
-      </w:pPr>
-      <w:r>
+        <w:pStyle w:val="BodyText"/>
+        <w:numPr>
+          <w:ilvl w:val="0"/>
+          <w:numId w:val="913"/>
+        </w:numPr>
+        <w:spacing w:before="120" w:after="120"/>
+        <w:ind w:left="720" w:hanging="720"/>
+        <w:jc w:val="left"/>
+        <w:pPrChange w:id="5000" w:author="Expert" w:date="2026-09-10T10:00:00Z">
+          <w:pPr>
+            <w:pStyle w:val="NumberedParagraph"/>
+          </w:pPr>
+        </w:pPrChange>
+      </w:pPr>
+      <w:r>
+        <w:rPr>
+          <w:rFonts w:ascii="Times New Roman" w:hAnsi="Times New Roman"/>
+          <w:b/>
+          <w:color w:val="000000"/>
+          <w:sz w:val="22"/>
+          <w:rPrChange w:id="5100" w:author="Expert" w:date="2026-09-10T10:00:00Z">
+            <w:rPr/>
+          </w:rPrChange>
+        </w:rPr>
         <w:t xml:space="preserve">This section describes the method applied and the results of the analysis.  The AACE International Recommended Practice 29R-03 states:</w:t>
       </w:r>
     </w:p>
     <w:p>
       <w:pPr>
-        <w:pStyle w:val="ExcerptorQuote"/>
-      </w:pPr>
-      <w:r>
-        <w:t xml:space="preserve">In order for a claimant to be entitled to an extension of contract time for a delay event (and further to be considered compensable), the delay must aﬀect the critical path.</w:t>
-      </w:r>
+        <w:pStyle w:val="BodyText"/>
+        <w:numPr>
+          <w:ilvl w:val="0"/>
+          <w:numId w:val="913"/>
+        </w:numPr>
+        <w:spacing w:before="120" w:after="120"/>
+        <w:ind w:left="720" w:hanging="720"/>
+        <w:jc w:val="left"/>
+        <w:pPrChange w:id="5001" w:author="Expert" w:date="2026-09-10T10:00:00Z">
+          <w:pPr>
+            <w:pStyle w:val="NumberedParagraph"/>
+          </w:pPr>
+        </w:pPrChange>
+      </w:pPr>
     </w:p>
     <w:p>
       <w:pPr>
-        <w:pStyle w:val="NumberedParagraph"/>
-      </w:pPr>
-      <w:r>
-        <w:t xml:space="preserve">The footnote to the excerpt above follows the quotation, not the introducing sentence.</w:t>
-      </w:r>
-      <w:r>
-        <w:footnoteReference w:id="2"/>
+        <w:pStyle w:val="ExcerptorQuote"/>
+      </w:pPr>
+      <w:r>
+        <w:t xml:space="preserve">In order for a claimant to be entitled to an extension of contract time for a delay event (and further to be considered compensable), the delay must aﬀect the critical path.</w:t>
       </w:r>
     </w:p>
     <w:p>
       <w:pPr>
+        <w:pStyle w:val="BodyText"/>
+        <w:numPr>
+          <w:ilvl w:val="0"/>
+          <w:numId w:val="913"/>
+        </w:numPr>
+        <w:spacing w:before="120" w:after="120"/>
+        <w:ind w:left="720" w:hanging="720"/>
+        <w:jc w:val="left"/>
+        <w:pPrChange w:id="5002" w:author="Expert" w:date="2026-09-10T10:00:00Z">
+          <w:pPr>
+            <w:pStyle w:val="NumberedParagraph"/>
+          </w:pPr>
+        </w:pPrChange>
+      </w:pPr>
+      <w:r>
+        <w:rPr>
+          <w:rFonts w:ascii="Times New Roman" w:hAnsi="Times New Roman"/>
+          <w:b/>
+          <w:color w:val="000000"/>
+          <w:sz w:val="22"/>
+          <w:rPrChange w:id="5102" w:author="Expert" w:date="2026-09-10T10:00:00Z">
+            <w:rPr/>
+          </w:rPrChange>
+        </w:rPr>
+        <w:t xml:space="preserve">The footnote to the excerpt above follows the quotation, not the introducing sentence.</w:t>
+      </w:r>
+      <w:r>
+        <w:rPr>
+          <w:rStyle w:val="FootnoteReference"/>
+          <w:rFonts w:ascii="Times New Roman" w:hAnsi="Times New Roman"/>
+          <w:b/>
+          <w:i/>
+          <w:color w:val="000000"/>
+          <w:sz w:val="22"/>
+          <w:rPrChange w:id="5102" w:author="Expert" w:date="2026-09-10T10:00:00Z">
+            <w:rPr/>
+          </w:rPrChange>
+        </w:rPr>
+        <w:footnoteReference w:id="2"/>
+      </w:r>
+    </w:p>
+    <w:p>
+      <w:pPr>
         <w:pStyle w:val="Heading2"/>
       </w:pPr>
       <w:r>
         <w:t xml:space="preserve">Method</w:t>
+      </w:r>
+      <w:r>
+        <w:t xml:space="preserve">  </w:t>
       </w:r>
     </w:p>
     <w:p>
@@ -5647,7 +5718,7 @@
         <w:t xml:space="preserve">i.e.</w:t>
       </w:r>
       <w:r>
-        <w:t xml:space="preserve">, a windows analysis) using the contractor’s monthly updates.  The contractor’s expert stated that </w:t>
+        <w:t xml:space="preserve">, a windows analysis) using the Contractor’s monthly updates.  The Contractor’s expert stated that </w:t>
       </w:r>
       <w:r>
         <w:rPr>
@@ -5801,7 +5872,7 @@
         <w:pStyle w:val="Caption"/>
         <w:jc w:val="center"/>
       </w:pPr>
-      <w:bookmarkStart w:id="902" w:name="_Ref_F31"/>
+      <w:bookmarkStart w:id="901" w:name="_Ref_F31"/>
       <w:r>
         <w:t xml:space="preserve">Figure </w:t>
       </w:r>
@@ -5821,7 +5892,7 @@
         <w:fldChar w:fldCharType="end"/>
       </w:r>
       <w:r>
-        <w:noBreakHyphen/>
+        <w:t xml:space="preserve">-</w:t>
       </w:r>
       <w:r>
         <w:fldChar w:fldCharType="begin"/>
@@ -5841,7 +5912,7 @@
       <w:r>
         <w:t xml:space="preserve">: Cumulative Critical Delay by Month</w:t>
       </w:r>
-      <w:bookmarkEnd w:id="902"/>
+      <w:bookmarkEnd w:id="901"/>
     </w:p>
     <w:p>
       <w:pPr>
@@ -5945,7 +6016,7 @@
         <w:pStyle w:val="Caption"/>
         <w:jc w:val="center"/>
       </w:pPr>
-      <w:bookmarkStart w:id="903" w:name="_Ref_T31"/>
+      <w:bookmarkStart w:id="901" w:name="_Ref_T31"/>
       <w:r>
         <w:t xml:space="preserve">Table </w:t>
       </w:r>
@@ -5965,7 +6036,7 @@
         <w:fldChar w:fldCharType="end"/>
       </w:r>
       <w:r>
-        <w:noBreakHyphen/>
+        <w:t xml:space="preserve">-</w:t>
       </w:r>
       <w:r>
         <w:fldChar w:fldCharType="begin"/>
@@ -5985,7 +6056,7 @@
       <w:r>
         <w:t xml:space="preserve">: Critical Delay by Window</w:t>
       </w:r>
-      <w:bookmarkEnd w:id="903"/>
+      <w:bookmarkEnd w:id="901"/>
     </w:p>
     <w:p>
       <w:pPr>
@@ -5999,7 +6070,6 @@
       <w:tblPr>
         <w:tblStyle w:val="GridTable4"/>
         <w:tblW w:w="8640" w:type="dxa"/>
-        <w:tblInd w:w="720" w:type="dxa"/>
         <w:tblLook w:val="04A0" w:firstRow="1" w:lastRow="0" w:firstColumn="0" w:lastColumn="0" w:noHBand="0" w:noVBand="1"/>
       </w:tblPr>
       <w:tblGrid>
@@ -6017,6 +6087,7 @@
         <w:tc>
           <w:tcPr>
             <w:tcW w:w="900" w:type="dxa"/>
+            <w:shd w:val="clear" w:color="auto" w:fill="B6DDE8"/>
           </w:tcPr>
           <w:p>
             <w:pPr>
@@ -6026,7 +6097,6 @@
             <w:r>
               <w:rPr>
                 <w:b/>
-                <w:color w:val="FFFFFF"/>
               </w:rPr>
               <w:t xml:space="preserve">Window</w:t>
             </w:r>
@@ -6035,6 +6105,7 @@
         <w:tc>
           <w:tcPr>
             <w:tcW w:w="2000" w:type="dxa"/>
+            <w:shd w:val="clear" w:color="auto" w:fill="B6DDE8"/>
           </w:tcPr>
           <w:p>
             <w:pPr>
@@ -6044,7 +6115,6 @@
             <w:r>
               <w:rPr>
                 <w:b/>
-                <w:color w:val="FFFFFF"/>
               </w:rPr>
               <w:t xml:space="preserve">Period</w:t>
             </w:r>
@@ -6053,6 +6123,7 @@
         <w:tc>
           <w:tcPr>
             <w:tcW w:w="1500" w:type="dxa"/>
+            <w:shd w:val="clear" w:color="auto" w:fill="B6DDE8"/>
           </w:tcPr>
           <w:p>
             <w:pPr>
@@ -6062,7 +6133,6 @@
             <w:r>
               <w:rPr>
                 <w:b/>
-                <w:color w:val="FFFFFF"/>
               </w:rPr>
               <w:t xml:space="preserve">Delay (days)</w:t>
             </w:r>
@@ -6071,6 +6141,7 @@
         <w:tc>
           <w:tcPr>
             <w:tcW w:w="1800" w:type="dxa"/>
+            <w:shd w:val="clear" w:color="auto" w:fill="B6DDE8"/>
           </w:tcPr>
           <w:p>
             <w:pPr>
@@ -6080,7 +6151,6 @@
             <w:r>
               <w:rPr>
                 <w:b/>
-                <w:color w:val="FFFFFF"/>
               </w:rPr>
               <w:t xml:space="preserve">Cumulative (days)</w:t>
             </w:r>
@@ -6089,6 +6159,7 @@
         <w:tc>
           <w:tcPr>
             <w:tcW w:w="2440" w:type="dxa"/>
+            <w:shd w:val="clear" w:color="auto" w:fill="B6DDE8"/>
           </w:tcPr>
           <w:p>
             <w:pPr>
@@ -6098,7 +6169,6 @@
             <w:r>
               <w:rPr>
                 <w:b/>
-                <w:color w:val="FFFFFF"/>
               </w:rPr>
               <w:t xml:space="preserve">Responsibility</w:t>
             </w:r>
@@ -6112,6 +6182,7 @@
         <w:tc>
           <w:tcPr>
             <w:tcW w:w="900" w:type="dxa"/>
+            <w:shd w:val="clear" w:color="auto" w:fill="D9E2F3"/>
           </w:tcPr>
           <w:p>
             <w:pPr>
@@ -6119,7 +6190,9 @@
               <w:jc w:val="center"/>
             </w:pPr>
             <w:r>
-              <w:rPr/>
+              <w:rPr>
+                <w:sz w:val="22"/>
+              </w:rPr>
               <w:t xml:space="preserve">1</w:t>
             </w:r>
           </w:p>
@@ -6127,6 +6200,7 @@
         <w:tc>
           <w:tcPr>
             <w:tcW w:w="2000" w:type="dxa"/>
+            <w:shd w:val="clear" w:color="auto" w:fill="D9E2F3"/>
           </w:tcPr>
           <w:p>
             <w:pPr>
@@ -6134,7 +6208,9 @@
               <w:jc w:val="left"/>
             </w:pPr>
             <w:r>
-              <w:rPr/>
+              <w:rPr>
+                <w:sz w:val="22"/>
+              </w:rPr>
               <w:t xml:space="preserve">May–Aug 2019</w:t>
             </w:r>
           </w:p>
@@ -6142,6 +6218,7 @@
         <w:tc>
           <w:tcPr>
             <w:tcW w:w="1500" w:type="dxa"/>
+            <w:shd w:val="clear" w:color="auto" w:fill="D9E2F3"/>
           </w:tcPr>
           <w:p>
             <w:pPr>
@@ -6149,7 +6226,9 @@
               <w:jc w:val="right"/>
             </w:pPr>
             <w:r>
-              <w:rPr/>
+              <w:rPr>
+                <w:sz w:val="22"/>
+              </w:rPr>
               <w:t xml:space="preserve">61</w:t>
             </w:r>
           </w:p>
@@ -6157,6 +6236,7 @@
         <w:tc>
           <w:tcPr>
             <w:tcW w:w="1800" w:type="dxa"/>
+            <w:shd w:val="clear" w:color="auto" w:fill="D9E2F3"/>
           </w:tcPr>
           <w:p>
             <w:pPr>
@@ -6164,7 +6244,9 @@
               <w:jc w:val="right"/>
             </w:pPr>
             <w:r>
-              <w:rPr/>
+              <w:rPr>
+                <w:sz w:val="22"/>
+              </w:rPr>
               <w:t xml:space="preserve">61</w:t>
             </w:r>
           </w:p>
@@ -6172,6 +6254,7 @@
         <w:tc>
           <w:tcPr>
             <w:tcW w:w="2440" w:type="dxa"/>
+            <w:shd w:val="clear" w:color="auto" w:fill="D9E2F3"/>
           </w:tcPr>
           <w:p>
             <w:pPr>
@@ -6179,7 +6262,9 @@
               <w:jc w:val="left"/>
             </w:pPr>
             <w:r>
-              <w:rPr/>
+              <w:rPr>
+                <w:sz w:val="22"/>
+              </w:rPr>
               <w:t xml:space="preserve">Contractor</w:t>
             </w:r>
           </w:p>
@@ -6192,6 +6277,7 @@
         <w:tc>
           <w:tcPr>
             <w:tcW w:w="900" w:type="dxa"/>
+            <w:shd w:val="clear" w:color="auto" w:fill="D9E2F3"/>
           </w:tcPr>
           <w:p>
             <w:pPr>
@@ -6199,7 +6285,9 @@
               <w:jc w:val="center"/>
             </w:pPr>
             <w:r>
-              <w:rPr/>
+              <w:rPr>
+                <w:sz w:val="22"/>
+              </w:rPr>
               <w:t xml:space="preserve">2</w:t>
             </w:r>
           </w:p>
@@ -6207,6 +6295,7 @@
         <w:tc>
           <w:tcPr>
             <w:tcW w:w="2000" w:type="dxa"/>
+            <w:shd w:val="clear" w:color="auto" w:fill="D9E2F3"/>
           </w:tcPr>
           <w:p>
             <w:pPr>
@@ -6214,7 +6303,9 @@
               <w:jc w:val="left"/>
             </w:pPr>
             <w:r>
-              <w:rPr/>
+              <w:rPr>
+                <w:sz w:val="22"/>
+              </w:rPr>
               <w:t xml:space="preserve">Sep–Dec 2019</w:t>
             </w:r>
           </w:p>
@@ -6222,6 +6313,7 @@
         <w:tc>
           <w:tcPr>
             <w:tcW w:w="1500" w:type="dxa"/>
+            <w:shd w:val="clear" w:color="auto" w:fill="D9E2F3"/>
           </w:tcPr>
           <w:p>
             <w:pPr>
@@ -6229,7 +6321,9 @@
               <w:jc w:val="right"/>
             </w:pPr>
             <w:r>
-              <w:rPr/>
+              <w:rPr>
+                <w:sz w:val="22"/>
+              </w:rPr>
               <w:t xml:space="preserve">12</w:t>
             </w:r>
           </w:p>
@@ -6237,6 +6331,7 @@
         <w:tc>
           <w:tcPr>
             <w:tcW w:w="1800" w:type="dxa"/>
+            <w:shd w:val="clear" w:color="auto" w:fill="D9E2F3"/>
           </w:tcPr>
           <w:p>
             <w:pPr>
@@ -6244,7 +6339,9 @@
               <w:jc w:val="right"/>
             </w:pPr>
             <w:r>
-              <w:rPr/>
+              <w:rPr>
+                <w:sz w:val="22"/>
+              </w:rPr>
               <w:t xml:space="preserve">73</w:t>
             </w:r>
           </w:p>
@@ -6252,6 +6349,7 @@
         <w:tc>
           <w:tcPr>
             <w:tcW w:w="2440" w:type="dxa"/>
+            <w:shd w:val="clear" w:color="auto" w:fill="D9E2F3"/>
           </w:tcPr>
           <w:p>
             <w:pPr>
@@ -6259,7 +6357,9 @@
               <w:jc w:val="left"/>
             </w:pPr>
             <w:r>
-              <w:rPr/>
+              <w:rPr>
+                <w:sz w:val="22"/>
+              </w:rPr>
               <w:t xml:space="preserve">Contractor</w:t>
             </w:r>
           </w:p>
@@ -6272,6 +6372,7 @@
         <w:tc>
           <w:tcPr>
             <w:tcW w:w="900" w:type="dxa"/>
+            <w:shd w:val="clear" w:color="auto" w:fill="D9E2F3"/>
           </w:tcPr>
           <w:p>
             <w:pPr>
@@ -6279,7 +6380,9 @@
               <w:jc w:val="center"/>
             </w:pPr>
             <w:r>
-              <w:rPr/>
+              <w:rPr>
+                <w:sz w:val="22"/>
+              </w:rPr>
               <w:t xml:space="preserve">3</w:t>
             </w:r>
           </w:p>
@@ -6287,6 +6390,7 @@
         <w:tc>
           <w:tcPr>
             <w:tcW w:w="2000" w:type="dxa"/>
+            <w:shd w:val="clear" w:color="auto" w:fill="D9E2F3"/>
           </w:tcPr>
           <w:p>
             <w:pPr>
@@ -6294,7 +6398,9 @@
               <w:jc w:val="left"/>
             </w:pPr>
             <w:r>
-              <w:rPr/>
+              <w:rPr>
+                <w:sz w:val="22"/>
+              </w:rPr>
               <w:t xml:space="preserve">Jan–Jun 2020</w:t>
             </w:r>
           </w:p>
@@ -6302,6 +6408,7 @@
         <w:tc>
           <w:tcPr>
             <w:tcW w:w="1500" w:type="dxa"/>
+            <w:shd w:val="clear" w:color="auto" w:fill="D9E2F3"/>
           </w:tcPr>
           <w:p>
             <w:pPr>
@@ -6309,7 +6416,9 @@
               <w:jc w:val="right"/>
             </w:pPr>
             <w:r>
-              <w:rPr/>
+              <w:rPr>
+                <w:sz w:val="22"/>
+              </w:rPr>
               <w:t xml:space="preserve">46</w:t>
             </w:r>
           </w:p>
@@ -6317,6 +6426,7 @@
         <w:tc>
           <w:tcPr>
             <w:tcW w:w="1800" w:type="dxa"/>
+            <w:shd w:val="clear" w:color="auto" w:fill="D9E2F3"/>
           </w:tcPr>
           <w:p>
             <w:pPr>
@@ -6324,7 +6434,9 @@
               <w:jc w:val="right"/>
             </w:pPr>
             <w:r>
-              <w:rPr/>
+              <w:rPr>
+                <w:sz w:val="22"/>
+              </w:rPr>
               <w:t xml:space="preserve">119</w:t>
             </w:r>
           </w:p>
@@ -6332,6 +6444,7 @@
         <w:tc>
           <w:tcPr>
             <w:tcW w:w="2440" w:type="dxa"/>
+            <w:shd w:val="clear" w:color="auto" w:fill="D9E2F3"/>
           </w:tcPr>
           <w:p>
             <w:pPr>
@@ -6339,7 +6452,9 @@
               <w:jc w:val="left"/>
             </w:pPr>
             <w:r>
-              <w:rPr/>
+              <w:rPr>
+                <w:sz w:val="22"/>
+              </w:rPr>
               <w:t xml:space="preserve">Owner</w:t>
             </w:r>
           </w:p>
@@ -6352,6 +6467,7 @@
         <w:tc>
           <w:tcPr>
             <w:tcW w:w="900" w:type="dxa"/>
+            <w:shd w:val="clear" w:color="auto" w:fill="D9E2F3"/>
           </w:tcPr>
           <w:p>
             <w:pPr>
@@ -6359,7 +6475,9 @@
               <w:jc w:val="center"/>
             </w:pPr>
             <w:r>
-              <w:rPr/>
+              <w:rPr>
+                <w:sz w:val="22"/>
+              </w:rPr>
               <w:t xml:space="preserve">4</w:t>
             </w:r>
           </w:p>
@@ -6367,6 +6485,7 @@
         <w:tc>
           <w:tcPr>
             <w:tcW w:w="2000" w:type="dxa"/>
+            <w:shd w:val="clear" w:color="auto" w:fill="D9E2F3"/>
           </w:tcPr>
           <w:p>
             <w:pPr>
@@ -6374,7 +6493,9 @@
               <w:jc w:val="left"/>
             </w:pPr>
             <w:r>
-              <w:rPr/>
+              <w:rPr>
+                <w:sz w:val="22"/>
+              </w:rPr>
               <w:t xml:space="preserve">Jul–Dec 2020</w:t>
             </w:r>
           </w:p>
@@ -6382,6 +6503,7 @@
         <w:tc>
           <w:tcPr>
             <w:tcW w:w="1500" w:type="dxa"/>
+            <w:shd w:val="clear" w:color="auto" w:fill="D9E2F3"/>
           </w:tcPr>
           <w:p>
             <w:pPr>
@@ -6389,7 +6511,9 @@
               <w:jc w:val="right"/>
             </w:pPr>
             <w:r>
-              <w:rPr/>
+              <w:rPr>
+                <w:sz w:val="22"/>
+              </w:rPr>
               <w:t xml:space="preserve">47</w:t>
             </w:r>
           </w:p>
@@ -6397,6 +6521,7 @@
         <w:tc>
           <w:tcPr>
             <w:tcW w:w="1800" w:type="dxa"/>
+            <w:shd w:val="clear" w:color="auto" w:fill="D9E2F3"/>
           </w:tcPr>
           <w:p>
             <w:pPr>
@@ -6404,7 +6529,9 @@
               <w:jc w:val="right"/>
             </w:pPr>
             <w:r>
-              <w:rPr/>
+              <w:rPr>
+                <w:sz w:val="22"/>
+              </w:rPr>
               <w:t xml:space="preserve">166</w:t>
             </w:r>
           </w:p>
@@ -6412,6 +6539,7 @@
         <w:tc>
           <w:tcPr>
             <w:tcW w:w="2440" w:type="dxa"/>
+            <w:shd w:val="clear" w:color="auto" w:fill="D9E2F3"/>
           </w:tcPr>
           <w:p>
             <w:pPr>
@@ -6419,7 +6547,9 @@
               <w:jc w:val="left"/>
             </w:pPr>
             <w:r>
-              <w:rPr/>
+              <w:rPr>
+                <w:sz w:val="22"/>
+              </w:rPr>
               <w:t xml:space="preserve">Contractor</w:t>
             </w:r>
           </w:p>
@@ -6432,6 +6562,7 @@
         <w:tc>
           <w:tcPr>
             <w:tcW w:w="900" w:type="dxa"/>
+            <w:shd w:val="clear" w:color="auto" w:fill="D9E2F3"/>
           </w:tcPr>
           <w:p>
             <w:pPr>
@@ -6439,7 +6570,9 @@
               <w:jc w:val="center"/>
             </w:pPr>
             <w:r>
-              <w:rPr/>
+              <w:rPr>
+                <w:sz w:val="22"/>
+              </w:rPr>
               <w:t xml:space="preserve">5</w:t>
             </w:r>
           </w:p>
@@ -6447,6 +6580,7 @@
         <w:tc>
           <w:tcPr>
             <w:tcW w:w="2000" w:type="dxa"/>
+            <w:shd w:val="clear" w:color="auto" w:fill="D9E2F3"/>
           </w:tcPr>
           <w:p>
             <w:pPr>
@@ -6454,7 +6588,9 @@
               <w:jc w:val="left"/>
             </w:pPr>
             <w:r>
-              <w:rPr/>
+              <w:rPr>
+                <w:sz w:val="22"/>
+              </w:rPr>
               <w:t xml:space="preserve">Jan–Dec 2021</w:t>
             </w:r>
           </w:p>
@@ -6462,6 +6598,7 @@
         <w:tc>
           <w:tcPr>
             <w:tcW w:w="1500" w:type="dxa"/>
+            <w:shd w:val="clear" w:color="auto" w:fill="D9E2F3"/>
           </w:tcPr>
           <w:p>
             <w:pPr>
@@ -6469,7 +6606,9 @@
               <w:jc w:val="right"/>
             </w:pPr>
             <w:r>
-              <w:rPr/>
+              <w:rPr>
+                <w:sz w:val="22"/>
+              </w:rPr>
               <w:t xml:space="preserve">48</w:t>
             </w:r>
           </w:p>
@@ -6477,6 +6616,7 @@
         <w:tc>
           <w:tcPr>
             <w:tcW w:w="1800" w:type="dxa"/>
+            <w:shd w:val="clear" w:color="auto" w:fill="D9E2F3"/>
           </w:tcPr>
           <w:p>
             <w:pPr>
@@ -6484,7 +6624,9 @@
               <w:jc w:val="right"/>
             </w:pPr>
             <w:r>
-              <w:rPr/>
+              <w:rPr>
+                <w:sz w:val="22"/>
+              </w:rPr>
               <w:t xml:space="preserve">214</w:t>
             </w:r>
           </w:p>
@@ -6492,6 +6634,7 @@
         <w:tc>
           <w:tcPr>
             <w:tcW w:w="2440" w:type="dxa"/>
+            <w:shd w:val="clear" w:color="auto" w:fill="D9E2F3"/>
           </w:tcPr>
           <w:p>
             <w:pPr>
@@ -6499,7 +6642,9 @@
               <w:jc w:val="left"/>
             </w:pPr>
             <w:r>
-              <w:rPr/>
+              <w:rPr>
+                <w:sz w:val="22"/>
+              </w:rPr>
               <w:t xml:space="preserve">Contractor</w:t>
             </w:r>
           </w:p>
@@ -6536,7 +6681,7 @@
         <w:pStyle w:val="Caption"/>
         <w:jc w:val="center"/>
       </w:pPr>
-      <w:bookmarkStart w:id="904" w:name="_Ref_T32"/>
+      <w:bookmarkStart w:id="901" w:name="_Ref_T32"/>
       <w:r>
         <w:t xml:space="preserve">Table </w:t>
       </w:r>
@@ -6556,7 +6701,7 @@
         <w:fldChar w:fldCharType="end"/>
       </w:r>
       <w:r>
-        <w:noBreakHyphen/>
+        <w:t xml:space="preserve">-</w:t>
       </w:r>
       <w:r>
         <w:fldChar w:fldCharType="begin"/>
@@ -6576,7 +6721,7 @@
       <w:r>
         <w:t xml:space="preserve">: Delay Event Register</w:t>
       </w:r>
-      <w:bookmarkEnd w:id="904"/>
+      <w:bookmarkEnd w:id="901"/>
     </w:p>
     <w:tbl>
       <w:tblPr>
@@ -6611,7 +6756,6 @@
             <w:r>
               <w:rPr>
                 <w:b/>
-                <w:color w:val="FFFFFF"/>
               </w:rPr>
               <w:t xml:space="preserve">No.</w:t>
             </w:r>
@@ -6629,7 +6773,6 @@
             <w:r>
               <w:rPr>
                 <w:b/>
-                <w:color w:val="FFFFFF"/>
               </w:rPr>
               <w:t xml:space="preserve">Event</w:t>
             </w:r>
@@ -6647,7 +6790,6 @@
             <w:r>
               <w:rPr>
                 <w:b/>
-                <w:color w:val="FFFFFF"/>
               </w:rPr>
               <w:t xml:space="preserve">Start</w:t>
             </w:r>
@@ -6665,7 +6807,6 @@
             <w:r>
               <w:rPr>
                 <w:b/>
-                <w:color w:val="FFFFFF"/>
               </w:rPr>
               <w:t xml:space="preserve">Finish</w:t>
             </w:r>
@@ -6683,7 +6824,6 @@
             <w:r>
               <w:rPr>
                 <w:b/>
-                <w:color w:val="FFFFFF"/>
               </w:rPr>
               <w:t xml:space="preserve">Days</w:t>
             </w:r>
@@ -6701,7 +6841,6 @@
             <w:r>
               <w:rPr>
                 <w:b/>
-                <w:color w:val="FFFFFF"/>
               </w:rPr>
               <w:t xml:space="preserve">Critical?</w:t>
             </w:r>
@@ -6719,7 +6858,6 @@
             <w:r>
               <w:rPr>
                 <w:b/>
-                <w:color w:val="FFFFFF"/>
               </w:rPr>
               <w:t xml:space="preserve">Responsibility</w:t>
             </w:r>
@@ -6737,7 +6875,6 @@
             <w:r>
               <w:rPr>
                 <w:b/>
-                <w:color w:val="FFFFFF"/>
               </w:rPr>
               <w:t xml:space="preserve">Exhibit</w:t>
             </w:r>
@@ -8184,7 +8321,8 @@
         <w:footnoteRef/>
       </w:r>
       <w:r>
-        <w:tab/>
+        <w:rPr/>
+        <w:t xml:space="preserve">  </w:t>
       </w:r>
       <w:r>
         <w:t xml:space="preserve">AACE International, Recommended Practice 29R-03, Forensic Schedule Analysis, Section 1.5.B.6, p. 18.  [X-0012]</w:t>
@@ -11510,6 +11648,48 @@
       </w:pPr>
       <w:rPr>
         <w:rFonts w:hint="default"/>
+      </w:rPr>
+    </w:lvl>
+  </w:abstractNum>
+  <w:abstractNum w:abstractNumId="901">
+    <w:multiLevelType w:val="hybridMultilevel"/>
+    <w:lvl w:ilvl="0">
+      <w:start w:val="1"/>
+      <w:numFmt w:val="bullet"/>
+      <w:lvlText w:val=""/>
+      <w:lvlJc w:val="left"/>
+      <w:pPr>
+        <w:ind w:left="720" w:hanging="360"/>
+      </w:pPr>
+      <w:rPr>
+        <w:rFonts w:ascii="Symbol" w:hAnsi="Symbol" w:hint="default"/>
+      </w:rPr>
+    </w:lvl>
+  </w:abstractNum>
+  <w:abstractNum w:abstractNumId="911">
+    <w:multiLevelType w:val="hybridMultilevel"/>
+    <w:lvl w:ilvl="0">
+      <w:start w:val="1"/>
+      <w:numFmt w:val="bullet"/>
+      <w:lvlText w:val=""/>
+      <w:lvlJc w:val="left"/>
+      <w:pPr>
+        <w:ind w:left="720" w:hanging="360"/>
+      </w:pPr>
+      <w:rPr>
+        <w:rFonts w:ascii="Symbol" w:hAnsi="Symbol" w:hint="default"/>
+      </w:rPr>
+    </w:lvl>
+    <w:lvl w:ilvl="1">
+      <w:start w:val="1"/>
+      <w:numFmt w:val="bullet"/>
+      <w:lvlText w:val="o"/>
+      <w:lvlJc w:val="left"/>
+      <w:pPr>
+        <w:ind w:left="1440" w:hanging="360"/>
+      </w:pPr>
+      <w:rPr>
+        <w:rFonts w:ascii="Courier New" w:hAnsi="Courier New" w:hint="default"/>
       </w:rPr>
     </w:lvl>
   </w:abstractNum>
@@ -11821,6 +12001,30 @@
   </w:num>
   <w:num w:numId="49" w16cid:durableId="798182398">
     <w:abstractNumId w:val="9"/>
+  </w:num>
+  <w:num w:numId="901">
+    <w:abstractNumId w:val="901"/>
+  </w:num>
+  <w:num w:numId="902">
+    <w:abstractNumId w:val="19"/>
+    <w:lvlOverride w:ilvl="0">
+      <w:startOverride w:val="1"/>
+    </w:lvlOverride>
+  </w:num>
+  <w:num w:numId="903">
+    <w:abstractNumId w:val="19"/>
+    <w:lvlOverride w:ilvl="0">
+      <w:startOverride w:val="1"/>
+    </w:lvlOverride>
+  </w:num>
+  <w:num w:numId="911">
+    <w:abstractNumId w:val="911"/>
+  </w:num>
+  <w:num w:numId="913">
+    <w:abstractNumId w:val="19"/>
+    <w:lvlOverride w:ilvl="0">
+      <w:startOverride w:val="1"/>
+    </w:lvlOverride>
   </w:num>
   <w:numIdMacAtCleanup w:val="24"/>
 </w:numbering>
@@ -17496,6 +17700,70 @@
       <w:color w:val="365F91" w:themeColor="accent1" w:themeShade="BF"/>
       <w:sz w:val="32"/>
       <w:szCs w:val="32"/>
+    </w:rPr>
+  </w:style>
+  <w:style w:type="table" w:customStyle="1" w:styleId="LITable">
+    <w:name w:val="LI Table"/>
+    <w:basedOn w:val="TableNormal"/>
+    <w:uiPriority w:val="1"/>
+    <w:qFormat/>
+    <w:pPr>
+      <w:spacing w:before="60" w:after="60" w:line="240" w:lineRule="auto"/>
+      <w:jc w:val="center"/>
+    </w:pPr>
+    <w:rPr>
+      <w:color w:val="000000"/>
+      <w:sz w:val="22"/>
+      <w:szCs w:val="22"/>
+    </w:rPr>
+    <w:tblPr>
+      <w:jc w:val="center"/>
+      <w:tblBorders>
+        <w:top w:val="single" w:sz="4" w:space="0" w:color="808080"/>
+        <w:left w:val="single" w:sz="4" w:space="0" w:color="808080"/>
+        <w:bottom w:val="single" w:sz="4" w:space="0" w:color="808080"/>
+        <w:right w:val="single" w:sz="4" w:space="0" w:color="808080"/>
+        <w:insideH w:val="single" w:sz="4" w:space="0" w:color="808080"/>
+        <w:insideV w:val="single" w:sz="4" w:space="0" w:color="808080"/>
+      </w:tblBorders>
+      <w:tblCellMar>
+        <w:left w:w="72" w:type="dxa"/>
+        <w:right w:w="72" w:type="dxa"/>
+      </w:tblCellMar>
+    </w:tblPr>
+    <w:tcPr>
+      <w:vAlign w:val="center"/>
+    </w:tcPr>
+    <w:tblStylePr w:type="firstRow">
+      <w:pPr>
+        <w:keepNext/>
+        <w:jc w:val="center"/>
+      </w:pPr>
+      <w:rPr>
+        <w:b/>
+        <w:bCs/>
+        <w:color w:val="FFFFFF"/>
+      </w:rPr>
+      <w:trPr>
+        <w:cantSplit/>
+        <w:tblHeader/>
+      </w:trPr>
+      <w:tcPr>
+        <w:shd w:val="clear" w:color="auto" w:fill="054F8A"/>
+        <w:vAlign w:val="center"/>
+      </w:tcPr>
+    </w:tblStylePr>
+  </w:style>
+  <w:style w:type="paragraph" w:customStyle="1" w:styleId="OpposingExpertBody">
+    <w:name w:val="Opposing Expert Body"/>
+    <w:basedOn w:val="Normal"/>
+    <w:pPr>
+      <w:spacing w:after="200" w:line="276" w:lineRule="auto"/>
+      <w:jc w:val="both"/>
+    </w:pPr>
+    <w:rPr>
+      <w:rFonts w:ascii="Garamond" w:hAnsi="Garamond"/>
+      <w:sz w:val="24"/>
     </w:rPr>
   </w:style>
   <w:style w:type="paragraph" w:customStyle="1" w:styleId="TableHeader">
